--- a/gov_paper/deliverables/Extended_Abstract_Persian.docx
+++ b/gov_paper/deliverables/Extended_Abstract_Persian.docx
@@ -17,7 +17,7 @@
           <w:szCs w:val="24"/>
           <w:lang w:val="en-US" w:bidi="fa-IR"/>
         </w:rPr>
-        <w:t xml:space="preserve">از انطباق نمادین تا اجرای ماهوی: نقش فشارهای نهادی و بلوغ نظام اطلاعاتی در اثرگذاری اصلاحات مالی بر پاسخگویی دستگاه‌های اجرایی</w:t>
+        <w:t xml:space="preserve">ظاهر یا ماهیت؟ فشارهای نهادی و پاسخگویی در اصلاحات مالی دستگاه‌های اجرایی</w:t>
       </w:r>
     </w:p>
     <w:p>
